--- a/General/SLR 10.docx
+++ b/General/SLR 10.docx
@@ -2,25 +2,6 @@
 <file path=word/document.xml><?xml version="1.0" encoding="utf-8"?>
 <w:document xmlns:wpc="http://schemas.microsoft.com/office/word/2010/wordprocessingCanvas" xmlns:cx="http://schemas.microsoft.com/office/drawing/2014/chartex" xmlns:cx1="http://schemas.microsoft.com/office/drawing/2015/9/8/chartex" xmlns:cx2="http://schemas.microsoft.com/office/drawing/2015/10/21/chartex" xmlns:cx3="http://schemas.microsoft.com/office/drawing/2016/5/9/chartex" xmlns:cx4="http://schemas.microsoft.com/office/drawing/2016/5/10/chartex" xmlns:cx5="http://schemas.microsoft.com/office/drawing/2016/5/11/chartex" xmlns:cx6="http://schemas.microsoft.com/office/drawing/2016/5/12/chartex" xmlns:cx7="http://schemas.microsoft.com/office/drawing/2016/5/13/chartex" xmlns:cx8="http://schemas.microsoft.com/office/drawing/2016/5/14/chartex" xmlns:mc="http://schemas.openxmlformats.org/markup-compatibility/2006" xmlns:aink="http://schemas.microsoft.com/office/drawing/2016/ink" xmlns:am3d="http://schemas.microsoft.com/office/drawing/2017/model3d" xmlns:o="urn:schemas-microsoft-com:office:office" xmlns:oel="http://schemas.microsoft.com/office/2019/extlst" xmlns:r="http://schemas.openxmlformats.org/officeDocument/2006/relationships" xmlns:m="http://schemas.openxmlformats.org/officeDocument/2006/math" xmlns:v="urn:schemas-microsoft-com:vml" xmlns:wp14="http://schemas.microsoft.com/office/word/2010/wordprocessingDrawing" xmlns:wp="http://schemas.openxmlformats.org/drawingml/2006/wordprocessingDrawing" xmlns:w10="urn:schemas-microsoft-com:office:word" xmlns:w="http://schemas.openxmlformats.org/wordprocessingml/2006/main" xmlns:w14="http://schemas.microsoft.com/office/word/2010/wordml" xmlns:w15="http://schemas.microsoft.com/office/word/2012/wordml" xmlns:w16cex="http://schemas.microsoft.com/office/word/2018/wordml/cex" xmlns:w16cid="http://schemas.microsoft.com/office/word/2016/wordml/cid" xmlns:w16="http://schemas.microsoft.com/office/word/2018/wordml" xmlns:w16du="http://schemas.microsoft.com/office/word/2023/wordml/word16du" xmlns:w16sdtdh="http://schemas.microsoft.com/office/word/2020/wordml/sdtdatahash" xmlns:w16sdtfl="http://schemas.microsoft.com/office/word/2024/wordml/sdtformatlock" xmlns:w16se="http://schemas.microsoft.com/office/word/2015/wordml/symex" xmlns:wpg="http://schemas.microsoft.com/office/word/2010/wordprocessingGroup" xmlns:wpi="http://schemas.microsoft.com/office/word/2010/wordprocessingInk" xmlns:wne="http://schemas.microsoft.com/office/word/2006/wordml" xmlns:wps="http://schemas.microsoft.com/office/word/2010/wordprocessingShape" mc:Ignorable="w14 w15 w16se w16cid w16 w16cex w16sdtdh w16sdtfl w16du wp14">
   <w:body>
-    <w:p>
-      <w:pPr>
-        <w:rPr>
-          <w:b/>
-          <w:bCs/>
-          <w:sz w:val="36"/>
-          <w:szCs w:val="36"/>
-        </w:rPr>
-      </w:pPr>
-      <w:r>
-        <w:rPr>
-          <w:b/>
-          <w:bCs/>
-          <w:sz w:val="36"/>
-          <w:szCs w:val="36"/>
-        </w:rPr>
-        <w:t>SQL</w:t>
-      </w:r>
-    </w:p>
     <w:p>
       <w:pPr>
         <w:rPr>
@@ -44,7 +25,15 @@
     </w:p>
     <w:p>
       <w:r>
-        <w:t>A link between a main table and a sub group is called a relationship</w:t>
+        <w:t xml:space="preserve">A link between a main table and a </w:t>
+      </w:r>
+      <w:proofErr w:type="gramStart"/>
+      <w:r>
+        <w:t>sub group</w:t>
+      </w:r>
+      <w:proofErr w:type="gramEnd"/>
+      <w:r>
+        <w:t xml:space="preserve"> is called a relationship</w:t>
       </w:r>
     </w:p>
     <w:p>
@@ -54,13 +43,18 @@
     </w:p>
     <w:p>
       <w:r>
-        <w:t>Primary key is the first /</w:t>
-      </w:r>
-      <w:r>
-        <w:t xml:space="preserve"> </w:t>
-      </w:r>
-      <w:r>
-        <w:t>“unique” field in each table</w:t>
+        <w:t xml:space="preserve">Primary key is </w:t>
+      </w:r>
+      <w:proofErr w:type="gramStart"/>
+      <w:r>
+        <w:t xml:space="preserve">the </w:t>
+      </w:r>
+      <w:r>
+        <w:t>a</w:t>
+      </w:r>
+      <w:proofErr w:type="gramEnd"/>
+      <w:r>
+        <w:t xml:space="preserve"> field with unique values i.e. and ID</w:t>
       </w:r>
     </w:p>
     <w:p>
@@ -105,13 +99,321 @@
         <w:t>OCR – Optical character recognition, technology that automatically scans text by interpreting the shapes of letters. Works better with printed text rather than handwritten text.</w:t>
       </w:r>
     </w:p>
+    <w:p>
+      <w:r>
+        <w:t xml:space="preserve"> EDI - Electronic Data Interchange, a non-manual way of exchanging data, a protocol for 2 systems to automatically exchange data I.e. automatically ordering stock once it`s identified a supply is running low.</w:t>
+      </w:r>
+    </w:p>
     <w:p/>
     <w:p>
-      <w:r>
-        <w:t xml:space="preserve"> EDI - Electronic Data Interchange, a non-manual way of exchanging data, a protocol for 2 systems to automatically exchange data I.e. automatically ordering stock once it`s identified a supply is running low.</w:t>
-      </w:r>
-    </w:p>
-    <w:p/>
+      <w:pPr>
+        <w:rPr>
+          <w:b/>
+          <w:bCs/>
+          <w:sz w:val="28"/>
+          <w:szCs w:val="28"/>
+          <w:u w:val="single"/>
+        </w:rPr>
+      </w:pPr>
+      <w:r>
+        <w:rPr>
+          <w:b/>
+          <w:bCs/>
+          <w:sz w:val="28"/>
+          <w:szCs w:val="28"/>
+          <w:u w:val="single"/>
+        </w:rPr>
+        <w:t>Video 3 – Normalizing to 3NF</w:t>
+      </w:r>
+    </w:p>
+    <w:p>
+      <w:r>
+        <w:t>First normal form:</w:t>
+      </w:r>
+    </w:p>
+    <w:p>
+      <w:r>
+        <w:drawing>
+          <wp:inline distT="0" distB="0" distL="0" distR="0" wp14:anchorId="4C4346AF" wp14:editId="0C49FE0B">
+            <wp:extent cx="2872989" cy="1950889"/>
+            <wp:effectExtent l="0" t="0" r="3810" b="0"/>
+            <wp:docPr id="165215507" name="Picture 1" descr="A white text with black text&#10;&#10;AI-generated content may be incorrect."/>
+            <wp:cNvGraphicFramePr>
+              <a:graphicFrameLocks xmlns:a="http://schemas.openxmlformats.org/drawingml/2006/main" noChangeAspect="1"/>
+            </wp:cNvGraphicFramePr>
+            <a:graphic xmlns:a="http://schemas.openxmlformats.org/drawingml/2006/main">
+              <a:graphicData uri="http://schemas.openxmlformats.org/drawingml/2006/picture">
+                <pic:pic xmlns:pic="http://schemas.openxmlformats.org/drawingml/2006/picture">
+                  <pic:nvPicPr>
+                    <pic:cNvPr id="165215507" name="Picture 1" descr="A white text with black text&#10;&#10;AI-generated content may be incorrect."/>
+                    <pic:cNvPicPr/>
+                  </pic:nvPicPr>
+                  <pic:blipFill>
+                    <a:blip r:embed="rId4"/>
+                    <a:stretch>
+                      <a:fillRect/>
+                    </a:stretch>
+                  </pic:blipFill>
+                  <pic:spPr>
+                    <a:xfrm>
+                      <a:off x="0" y="0"/>
+                      <a:ext cx="2872989" cy="1950889"/>
+                    </a:xfrm>
+                    <a:prstGeom prst="rect">
+                      <a:avLst/>
+                    </a:prstGeom>
+                  </pic:spPr>
+                </pic:pic>
+              </a:graphicData>
+            </a:graphic>
+          </wp:inline>
+        </w:drawing>
+      </w:r>
+    </w:p>
+    <w:p>
+      <w:r>
+        <w:t>2. Each Value must be of the same type i.e integer/String</w:t>
+      </w:r>
+    </w:p>
+    <w:p>
+      <w:r>
+        <w:t xml:space="preserve">You can split up fields into </w:t>
+      </w:r>
+      <w:r>
+        <w:t>each Domain</w:t>
+      </w:r>
+    </w:p>
+    <w:p>
+      <w:r>
+        <w:t>3. There must be only 1 Value per cell, splitting up by adding more rows</w:t>
+      </w:r>
+    </w:p>
+    <w:p>
+      <w:r>
+        <w:t>5. A primary key must not be able to be repeated</w:t>
+      </w:r>
+    </w:p>
+    <w:p>
+      <w:r>
+        <w:t>Composite primary key: Primary key composed of 2 fields to ensure uniqueness</w:t>
+      </w:r>
+    </w:p>
+    <w:p>
+      <w:r>
+        <w:t>Runs the risk of only probably being unique</w:t>
+      </w:r>
+    </w:p>
+    <w:p>
+      <w:r>
+        <w:lastRenderedPageBreak/>
+        <w:t>Second normal form:</w:t>
+      </w:r>
+      <w:r>
+        <w:br/>
+      </w:r>
+      <w:r>
+        <w:drawing>
+          <wp:inline distT="0" distB="0" distL="0" distR="0" wp14:anchorId="55D152BD" wp14:editId="7AEB7037">
+            <wp:extent cx="5731510" cy="3068955"/>
+            <wp:effectExtent l="0" t="0" r="2540" b="0"/>
+            <wp:docPr id="1917501969" name="Picture 1" descr="A screenshot of a computer&#10;&#10;AI-generated content may be incorrect."/>
+            <wp:cNvGraphicFramePr>
+              <a:graphicFrameLocks xmlns:a="http://schemas.openxmlformats.org/drawingml/2006/main" noChangeAspect="1"/>
+            </wp:cNvGraphicFramePr>
+            <a:graphic xmlns:a="http://schemas.openxmlformats.org/drawingml/2006/main">
+              <a:graphicData uri="http://schemas.openxmlformats.org/drawingml/2006/picture">
+                <pic:pic xmlns:pic="http://schemas.openxmlformats.org/drawingml/2006/picture">
+                  <pic:nvPicPr>
+                    <pic:cNvPr id="1917501969" name="Picture 1" descr="A screenshot of a computer&#10;&#10;AI-generated content may be incorrect."/>
+                    <pic:cNvPicPr/>
+                  </pic:nvPicPr>
+                  <pic:blipFill>
+                    <a:blip r:embed="rId5"/>
+                    <a:stretch>
+                      <a:fillRect/>
+                    </a:stretch>
+                  </pic:blipFill>
+                  <pic:spPr>
+                    <a:xfrm>
+                      <a:off x="0" y="0"/>
+                      <a:ext cx="5731510" cy="3068955"/>
+                    </a:xfrm>
+                    <a:prstGeom prst="rect">
+                      <a:avLst/>
+                    </a:prstGeom>
+                  </pic:spPr>
+                </pic:pic>
+              </a:graphicData>
+            </a:graphic>
+          </wp:inline>
+        </w:drawing>
+      </w:r>
+      <w:r>
+        <w:drawing>
+          <wp:inline distT="0" distB="0" distL="0" distR="0" wp14:anchorId="013A79A0" wp14:editId="504C17AC">
+            <wp:extent cx="2728196" cy="1234547"/>
+            <wp:effectExtent l="0" t="0" r="0" b="3810"/>
+            <wp:docPr id="877395496" name="Picture 1" descr="A white background with black text&#10;&#10;AI-generated content may be incorrect."/>
+            <wp:cNvGraphicFramePr>
+              <a:graphicFrameLocks xmlns:a="http://schemas.openxmlformats.org/drawingml/2006/main" noChangeAspect="1"/>
+            </wp:cNvGraphicFramePr>
+            <a:graphic xmlns:a="http://schemas.openxmlformats.org/drawingml/2006/main">
+              <a:graphicData uri="http://schemas.openxmlformats.org/drawingml/2006/picture">
+                <pic:pic xmlns:pic="http://schemas.openxmlformats.org/drawingml/2006/picture">
+                  <pic:nvPicPr>
+                    <pic:cNvPr id="877395496" name="Picture 1" descr="A white background with black text&#10;&#10;AI-generated content may be incorrect."/>
+                    <pic:cNvPicPr/>
+                  </pic:nvPicPr>
+                  <pic:blipFill>
+                    <a:blip r:embed="rId6"/>
+                    <a:stretch>
+                      <a:fillRect/>
+                    </a:stretch>
+                  </pic:blipFill>
+                  <pic:spPr>
+                    <a:xfrm>
+                      <a:off x="0" y="0"/>
+                      <a:ext cx="2728196" cy="1234547"/>
+                    </a:xfrm>
+                    <a:prstGeom prst="rect">
+                      <a:avLst/>
+                    </a:prstGeom>
+                  </pic:spPr>
+                </pic:pic>
+              </a:graphicData>
+            </a:graphic>
+          </wp:inline>
+        </w:drawing>
+      </w:r>
+    </w:p>
+    <w:p>
+      <w:r>
+        <w:drawing>
+          <wp:inline distT="0" distB="0" distL="0" distR="0" wp14:anchorId="2B6DB80D" wp14:editId="05B3D89D">
+            <wp:extent cx="5731510" cy="2110105"/>
+            <wp:effectExtent l="0" t="0" r="2540" b="4445"/>
+            <wp:docPr id="398303487" name="Picture 1" descr="A diagram of a group of numbers&#10;&#10;AI-generated content may be incorrect."/>
+            <wp:cNvGraphicFramePr>
+              <a:graphicFrameLocks xmlns:a="http://schemas.openxmlformats.org/drawingml/2006/main" noChangeAspect="1"/>
+            </wp:cNvGraphicFramePr>
+            <a:graphic xmlns:a="http://schemas.openxmlformats.org/drawingml/2006/main">
+              <a:graphicData uri="http://schemas.openxmlformats.org/drawingml/2006/picture">
+                <pic:pic xmlns:pic="http://schemas.openxmlformats.org/drawingml/2006/picture">
+                  <pic:nvPicPr>
+                    <pic:cNvPr id="398303487" name="Picture 1" descr="A diagram of a group of numbers&#10;&#10;AI-generated content may be incorrect."/>
+                    <pic:cNvPicPr/>
+                  </pic:nvPicPr>
+                  <pic:blipFill>
+                    <a:blip r:embed="rId7"/>
+                    <a:stretch>
+                      <a:fillRect/>
+                    </a:stretch>
+                  </pic:blipFill>
+                  <pic:spPr>
+                    <a:xfrm>
+                      <a:off x="0" y="0"/>
+                      <a:ext cx="5731510" cy="2110105"/>
+                    </a:xfrm>
+                    <a:prstGeom prst="rect">
+                      <a:avLst/>
+                    </a:prstGeom>
+                  </pic:spPr>
+                </pic:pic>
+              </a:graphicData>
+            </a:graphic>
+          </wp:inline>
+        </w:drawing>
+      </w:r>
+    </w:p>
+    <w:p>
+      <w:r>
+        <w:t>Dependency – Using the primary key to find any value</w:t>
+      </w:r>
+    </w:p>
+    <w:p>
+      <w:r>
+        <w:t>Partial dependencies, a composite key that only needs one field to find the value</w:t>
+      </w:r>
+    </w:p>
+    <w:p>
+      <w:r>
+        <w:t>Solved by making a new table with the dependency as the new primary</w:t>
+      </w:r>
+    </w:p>
+    <w:p>
+      <w:r>
+        <w:t>Makes a many to many relationship which isn`t ideal</w:t>
+      </w:r>
+    </w:p>
+    <w:p>
+      <w:r>
+        <w:t xml:space="preserve">To solve a M-M, </w:t>
+      </w:r>
+      <w:r>
+        <w:t>make</w:t>
+      </w:r>
+      <w:r>
+        <w:t xml:space="preserve"> a linking table which included the primary keys of both tables</w:t>
+      </w:r>
+      <w:r>
+        <w:t xml:space="preserve"> and making the main table more efficient. Can be reversed</w:t>
+      </w:r>
+    </w:p>
+    <w:p>
+      <w:r>
+        <w:lastRenderedPageBreak/>
+        <w:t>Third normal form</w:t>
+      </w:r>
+    </w:p>
+    <w:p>
+      <w:r>
+        <w:drawing>
+          <wp:inline distT="0" distB="0" distL="0" distR="0" wp14:anchorId="1F1C10CE" wp14:editId="55E5B436">
+            <wp:extent cx="2933954" cy="1684166"/>
+            <wp:effectExtent l="0" t="0" r="0" b="0"/>
+            <wp:docPr id="797112918" name="Picture 1" descr="A white background with black text&#10;&#10;AI-generated content may be incorrect."/>
+            <wp:cNvGraphicFramePr>
+              <a:graphicFrameLocks xmlns:a="http://schemas.openxmlformats.org/drawingml/2006/main" noChangeAspect="1"/>
+            </wp:cNvGraphicFramePr>
+            <a:graphic xmlns:a="http://schemas.openxmlformats.org/drawingml/2006/main">
+              <a:graphicData uri="http://schemas.openxmlformats.org/drawingml/2006/picture">
+                <pic:pic xmlns:pic="http://schemas.openxmlformats.org/drawingml/2006/picture">
+                  <pic:nvPicPr>
+                    <pic:cNvPr id="797112918" name="Picture 1" descr="A white background with black text&#10;&#10;AI-generated content may be incorrect."/>
+                    <pic:cNvPicPr/>
+                  </pic:nvPicPr>
+                  <pic:blipFill>
+                    <a:blip r:embed="rId8"/>
+                    <a:stretch>
+                      <a:fillRect/>
+                    </a:stretch>
+                  </pic:blipFill>
+                  <pic:spPr>
+                    <a:xfrm>
+                      <a:off x="0" y="0"/>
+                      <a:ext cx="2933954" cy="1684166"/>
+                    </a:xfrm>
+                    <a:prstGeom prst="rect">
+                      <a:avLst/>
+                    </a:prstGeom>
+                  </pic:spPr>
+                </pic:pic>
+              </a:graphicData>
+            </a:graphic>
+          </wp:inline>
+        </w:drawing>
+      </w:r>
+    </w:p>
+    <w:p>
+      <w:r>
+        <w:t>Transitive dependencies – Ensuring all values are dependent on the primary key and ONLY the primary key</w:t>
+      </w:r>
+    </w:p>
+    <w:p>
+      <w:r>
+        <w:t>If Fields are found to be non-transitive, make a new table where the primary key is the one being depended on</w:t>
+      </w:r>
+    </w:p>
     <w:sectPr>
       <w:pgSz w:w="11906" w:h="16838"/>
       <w:pgMar w:top="1440" w:right="1440" w:bottom="1440" w:left="1440" w:header="708" w:footer="708" w:gutter="0"/>
